--- a/Fase 2/Evidencias Proyecto/Definition of Done.docx
+++ b/Fase 2/Evidencias Proyecto/Definition of Done.docx
@@ -265,6 +265,11 @@
     <w:sdt>
       <w:sdtPr>
         <w:rPr>
+          <w:b w:val="0"/>
+          <w:bCs w:val="0"/>
+          <w:color w:val="auto"/>
+          <w:sz w:val="22"/>
+          <w:szCs w:val="22"/>
           <w:lang w:val="es-ES"/>
         </w:rPr>
         <w:id w:val="1259876969"/>
@@ -273,13 +278,6 @@
           <w:docPartUnique/>
         </w:docPartObj>
       </w:sdtPr>
-      <w:sdtEndPr>
-        <w:rPr>
-          <w:color w:val="auto"/>
-          <w:sz w:val="22"/>
-          <w:szCs w:val="22"/>
-        </w:rPr>
-      </w:sdtEndPr>
       <w:sdtContent>
         <w:p>
           <w:pPr>
@@ -594,23 +592,7 @@
                 <w:rFonts w:ascii="Arial" w:hAnsi="Arial" w:cs="Arial"/>
                 <w:noProof/>
               </w:rPr>
-              <w:t>4.1 Ventas y pa</w:t>
-            </w:r>
-            <w:r>
-              <w:rPr>
-                <w:rStyle w:val="Hipervnculo"/>
-                <w:rFonts w:ascii="Arial" w:hAnsi="Arial" w:cs="Arial"/>
-                <w:noProof/>
-              </w:rPr>
-              <w:t>g</w:t>
-            </w:r>
-            <w:r>
-              <w:rPr>
-                <w:rStyle w:val="Hipervnculo"/>
-                <w:rFonts w:ascii="Arial" w:hAnsi="Arial" w:cs="Arial"/>
-                <w:noProof/>
-              </w:rPr>
-              <w:t>os</w:t>
+              <w:t>4.1 Ventas y pagos</w:t>
             </w:r>
             <w:r>
               <w:rPr>
@@ -1461,21 +1443,19 @@
           <w:rFonts w:ascii="Arial" w:hAnsi="Arial" w:cs="Arial"/>
         </w:rPr>
         <w:lastRenderedPageBreak/>
-        <w:t xml:space="preserve">1 </w:t>
-      </w:r>
-      <w:proofErr w:type="gramStart"/>
-      <w:r>
-        <w:rPr>
-          <w:rFonts w:ascii="Arial" w:hAnsi="Arial" w:cs="Arial"/>
-        </w:rPr>
-        <w:t>Resumen</w:t>
-      </w:r>
-      <w:proofErr w:type="gramEnd"/>
-      <w:r>
-        <w:rPr>
-          <w:rFonts w:ascii="Arial" w:hAnsi="Arial" w:cs="Arial"/>
-        </w:rPr>
-        <w:t xml:space="preserve"> ejecutivo</w:t>
+        <w:t>1</w:t>
+      </w:r>
+      <w:r>
+        <w:rPr>
+          <w:rFonts w:ascii="Arial" w:hAnsi="Arial" w:cs="Arial"/>
+        </w:rPr>
+        <w:t>.</w:t>
+      </w:r>
+      <w:r>
+        <w:rPr>
+          <w:rFonts w:ascii="Arial" w:hAnsi="Arial" w:cs="Arial"/>
+        </w:rPr>
+        <w:t xml:space="preserve"> Resumen ejecutivo</w:t>
       </w:r>
       <w:bookmarkEnd w:id="1"/>
     </w:p>
@@ -1565,21 +1545,19 @@
         <w:rPr>
           <w:rFonts w:ascii="Arial" w:hAnsi="Arial" w:cs="Arial"/>
         </w:rPr>
-        <w:t xml:space="preserve">2 </w:t>
-      </w:r>
-      <w:proofErr w:type="gramStart"/>
-      <w:r>
-        <w:rPr>
-          <w:rFonts w:ascii="Arial" w:hAnsi="Arial" w:cs="Arial"/>
-        </w:rPr>
-        <w:t>Introducción</w:t>
-      </w:r>
-      <w:proofErr w:type="gramEnd"/>
-      <w:r>
-        <w:rPr>
-          <w:rFonts w:ascii="Arial" w:hAnsi="Arial" w:cs="Arial"/>
-        </w:rPr>
-        <w:t xml:space="preserve"> y fundamento</w:t>
+        <w:t>2</w:t>
+      </w:r>
+      <w:r>
+        <w:rPr>
+          <w:rFonts w:ascii="Arial" w:hAnsi="Arial" w:cs="Arial"/>
+        </w:rPr>
+        <w:t>.</w:t>
+      </w:r>
+      <w:r>
+        <w:rPr>
+          <w:rFonts w:ascii="Arial" w:hAnsi="Arial" w:cs="Arial"/>
+        </w:rPr>
+        <w:t xml:space="preserve"> Introducción y fundamento</w:t>
       </w:r>
       <w:bookmarkEnd w:id="3"/>
     </w:p>
@@ -1653,21 +1631,19 @@
         <w:rPr>
           <w:rFonts w:ascii="Arial" w:hAnsi="Arial" w:cs="Arial"/>
         </w:rPr>
-        <w:t xml:space="preserve">3 </w:t>
-      </w:r>
-      <w:proofErr w:type="gramStart"/>
-      <w:r>
-        <w:rPr>
-          <w:rFonts w:ascii="Arial" w:hAnsi="Arial" w:cs="Arial"/>
-        </w:rPr>
-        <w:t>Criterios</w:t>
-      </w:r>
-      <w:proofErr w:type="gramEnd"/>
-      <w:r>
-        <w:rPr>
-          <w:rFonts w:ascii="Arial" w:hAnsi="Arial" w:cs="Arial"/>
-        </w:rPr>
-        <w:t xml:space="preserve"> comunes de terminado</w:t>
+        <w:t>3</w:t>
+      </w:r>
+      <w:r>
+        <w:rPr>
+          <w:rFonts w:ascii="Arial" w:hAnsi="Arial" w:cs="Arial"/>
+        </w:rPr>
+        <w:t>.</w:t>
+      </w:r>
+      <w:r>
+        <w:rPr>
+          <w:rFonts w:ascii="Arial" w:hAnsi="Arial" w:cs="Arial"/>
+        </w:rPr>
+        <w:t xml:space="preserve"> Criterios comunes de terminado</w:t>
       </w:r>
       <w:bookmarkEnd w:id="5"/>
     </w:p>
@@ -3148,21 +3124,19 @@
         <w:rPr>
           <w:rFonts w:ascii="Arial" w:hAnsi="Arial" w:cs="Arial"/>
         </w:rPr>
-        <w:t xml:space="preserve">4 </w:t>
-      </w:r>
-      <w:proofErr w:type="gramStart"/>
-      <w:r>
-        <w:rPr>
-          <w:rFonts w:ascii="Arial" w:hAnsi="Arial" w:cs="Arial"/>
-        </w:rPr>
-        <w:t>Aplicación</w:t>
-      </w:r>
-      <w:proofErr w:type="gramEnd"/>
-      <w:r>
-        <w:rPr>
-          <w:rFonts w:ascii="Arial" w:hAnsi="Arial" w:cs="Arial"/>
-        </w:rPr>
-        <w:t xml:space="preserve"> por dominio</w:t>
+        <w:t>4</w:t>
+      </w:r>
+      <w:r>
+        <w:rPr>
+          <w:rFonts w:ascii="Arial" w:hAnsi="Arial" w:cs="Arial"/>
+        </w:rPr>
+        <w:t>.</w:t>
+      </w:r>
+      <w:r>
+        <w:rPr>
+          <w:rFonts w:ascii="Arial" w:hAnsi="Arial" w:cs="Arial"/>
+        </w:rPr>
+        <w:t xml:space="preserve"> Aplicación por dominio</w:t>
       </w:r>
       <w:bookmarkEnd w:id="7"/>
     </w:p>
@@ -3409,21 +3383,19 @@
         <w:rPr>
           <w:rFonts w:ascii="Arial" w:hAnsi="Arial" w:cs="Arial"/>
         </w:rPr>
-        <w:t xml:space="preserve">5 </w:t>
-      </w:r>
-      <w:proofErr w:type="gramStart"/>
-      <w:r>
-        <w:rPr>
-          <w:rFonts w:ascii="Arial" w:hAnsi="Arial" w:cs="Arial"/>
-        </w:rPr>
-        <w:t>Procedimiento</w:t>
-      </w:r>
-      <w:proofErr w:type="gramEnd"/>
-      <w:r>
-        <w:rPr>
-          <w:rFonts w:ascii="Arial" w:hAnsi="Arial" w:cs="Arial"/>
-        </w:rPr>
-        <w:t xml:space="preserve"> de revisión</w:t>
+        <w:t>5</w:t>
+      </w:r>
+      <w:r>
+        <w:rPr>
+          <w:rFonts w:ascii="Arial" w:hAnsi="Arial" w:cs="Arial"/>
+        </w:rPr>
+        <w:t>.</w:t>
+      </w:r>
+      <w:r>
+        <w:rPr>
+          <w:rFonts w:ascii="Arial" w:hAnsi="Arial" w:cs="Arial"/>
+        </w:rPr>
+        <w:t xml:space="preserve"> Procedimiento de revisión</w:t>
       </w:r>
       <w:bookmarkEnd w:id="19"/>
     </w:p>
@@ -3439,21 +3411,7 @@
         <w:rPr>
           <w:rFonts w:ascii="Arial" w:hAnsi="Arial" w:cs="Arial"/>
         </w:rPr>
-        <w:t xml:space="preserve">Antes de mover un elemento </w:t>
-      </w:r>
-      <w:proofErr w:type="spellStart"/>
-      <w:r>
-        <w:rPr>
-          <w:rFonts w:ascii="Arial" w:hAnsi="Arial" w:cs="Arial"/>
-        </w:rPr>
-        <w:t>a</w:t>
-      </w:r>
-      <w:proofErr w:type="spellEnd"/>
-      <w:r>
-        <w:rPr>
-          <w:rFonts w:ascii="Arial" w:hAnsi="Arial" w:cs="Arial"/>
-        </w:rPr>
-        <w:t xml:space="preserve"> Hecho, el responsable relaciona criterios de aceptación con evidencias. Otra persona del equipo revisa el flujo cuando sea posible y registra observaciones. Los resultados pendientes se mantienen explícitos. No es necesario reproducir todas las pruebas del sistema para un cambio menor; se seleccionan las pertinentes y la regresión afectada.</w:t>
+        <w:t>Antes de mover un elemento a Hecho, el responsable relaciona criterios de aceptación con evidencias. Otra persona del equipo revisa el flujo cuando sea posible y registra observaciones. Los resultados pendientes se mantienen explícitos. No es necesario reproducir todas las pruebas del sistema para un cambio menor; se seleccionan las pertinentes y la regresión afectada.</w:t>
       </w:r>
     </w:p>
     <w:p>
@@ -3797,21 +3755,19 @@
         <w:rPr>
           <w:rFonts w:ascii="Arial" w:hAnsi="Arial" w:cs="Arial"/>
         </w:rPr>
-        <w:t xml:space="preserve">6 </w:t>
-      </w:r>
-      <w:proofErr w:type="gramStart"/>
-      <w:r>
-        <w:rPr>
-          <w:rFonts w:ascii="Arial" w:hAnsi="Arial" w:cs="Arial"/>
-        </w:rPr>
-        <w:t>Ejemplos</w:t>
-      </w:r>
-      <w:proofErr w:type="gramEnd"/>
-      <w:r>
-        <w:rPr>
-          <w:rFonts w:ascii="Arial" w:hAnsi="Arial" w:cs="Arial"/>
-        </w:rPr>
-        <w:t xml:space="preserve"> de cumplimiento y no cumplimiento</w:t>
+        <w:t>6</w:t>
+      </w:r>
+      <w:r>
+        <w:rPr>
+          <w:rFonts w:ascii="Arial" w:hAnsi="Arial" w:cs="Arial"/>
+        </w:rPr>
+        <w:t>.</w:t>
+      </w:r>
+      <w:r>
+        <w:rPr>
+          <w:rFonts w:ascii="Arial" w:hAnsi="Arial" w:cs="Arial"/>
+        </w:rPr>
+        <w:t xml:space="preserve"> Ejemplos de cumplimiento y no cumplimiento</w:t>
       </w:r>
       <w:bookmarkEnd w:id="21"/>
     </w:p>
@@ -3887,21 +3843,19 @@
         <w:rPr>
           <w:rFonts w:ascii="Arial" w:hAnsi="Arial" w:cs="Arial"/>
         </w:rPr>
-        <w:t xml:space="preserve">7 </w:t>
-      </w:r>
-      <w:proofErr w:type="gramStart"/>
-      <w:r>
-        <w:rPr>
-          <w:rFonts w:ascii="Arial" w:hAnsi="Arial" w:cs="Arial"/>
-        </w:rPr>
-        <w:t>Versionado</w:t>
-      </w:r>
-      <w:proofErr w:type="gramEnd"/>
-      <w:r>
-        <w:rPr>
-          <w:rFonts w:ascii="Arial" w:hAnsi="Arial" w:cs="Arial"/>
-        </w:rPr>
-        <w:t xml:space="preserve"> de la definición</w:t>
+        <w:t>7</w:t>
+      </w:r>
+      <w:r>
+        <w:rPr>
+          <w:rFonts w:ascii="Arial" w:hAnsi="Arial" w:cs="Arial"/>
+        </w:rPr>
+        <w:t>.</w:t>
+      </w:r>
+      <w:r>
+        <w:rPr>
+          <w:rFonts w:ascii="Arial" w:hAnsi="Arial" w:cs="Arial"/>
+        </w:rPr>
+        <w:t xml:space="preserve"> Versionado de la definición</w:t>
       </w:r>
       <w:bookmarkEnd w:id="23"/>
     </w:p>
@@ -3962,21 +3916,19 @@
         <w:rPr>
           <w:rFonts w:ascii="Arial" w:hAnsi="Arial" w:cs="Arial"/>
         </w:rPr>
-        <w:t xml:space="preserve">8 </w:t>
-      </w:r>
-      <w:proofErr w:type="gramStart"/>
-      <w:r>
-        <w:rPr>
-          <w:rFonts w:ascii="Arial" w:hAnsi="Arial" w:cs="Arial"/>
-        </w:rPr>
-        <w:t>Registro</w:t>
-      </w:r>
-      <w:proofErr w:type="gramEnd"/>
-      <w:r>
-        <w:rPr>
-          <w:rFonts w:ascii="Arial" w:hAnsi="Arial" w:cs="Arial"/>
-        </w:rPr>
-        <w:t xml:space="preserve"> de decisión por incremento</w:t>
+        <w:t>8</w:t>
+      </w:r>
+      <w:r>
+        <w:rPr>
+          <w:rFonts w:ascii="Arial" w:hAnsi="Arial" w:cs="Arial"/>
+        </w:rPr>
+        <w:t>.</w:t>
+      </w:r>
+      <w:r>
+        <w:rPr>
+          <w:rFonts w:ascii="Arial" w:hAnsi="Arial" w:cs="Arial"/>
+        </w:rPr>
+        <w:t xml:space="preserve"> Registro de decisión por incremento</w:t>
       </w:r>
       <w:bookmarkEnd w:id="25"/>
     </w:p>
@@ -4024,17 +3976,21 @@
         <w:rPr>
           <w:rFonts w:ascii="Arial" w:hAnsi="Arial" w:cs="Arial"/>
         </w:rPr>
-        <w:t xml:space="preserve">9 </w:t>
-      </w:r>
-      <w:proofErr w:type="gramStart"/>
-      <w:r>
-        <w:rPr>
-          <w:rFonts w:ascii="Arial" w:hAnsi="Arial" w:cs="Arial"/>
-        </w:rPr>
-        <w:t>Conclusiones</w:t>
+        <w:t>9</w:t>
+      </w:r>
+      <w:r>
+        <w:rPr>
+          <w:rFonts w:ascii="Arial" w:hAnsi="Arial" w:cs="Arial"/>
+        </w:rPr>
+        <w:t>.</w:t>
+      </w:r>
+      <w:r>
+        <w:rPr>
+          <w:rFonts w:ascii="Arial" w:hAnsi="Arial" w:cs="Arial"/>
+        </w:rPr>
+        <w:t xml:space="preserve"> Conclusiones</w:t>
       </w:r>
       <w:bookmarkEnd w:id="27"/>
-      <w:proofErr w:type="gramEnd"/>
     </w:p>
     <w:p>
       <w:pPr>
@@ -4079,21 +4035,25 @@
         <w:rPr>
           <w:rFonts w:ascii="Arial" w:hAnsi="Arial" w:cs="Arial"/>
         </w:rPr>
-        <w:t xml:space="preserve">10 </w:t>
-      </w:r>
-      <w:proofErr w:type="gramStart"/>
-      <w:r>
-        <w:rPr>
-          <w:rFonts w:ascii="Arial" w:hAnsi="Arial" w:cs="Arial"/>
-        </w:rPr>
-        <w:t>Acuerdos</w:t>
-      </w:r>
-      <w:proofErr w:type="gramEnd"/>
-      <w:r>
-        <w:rPr>
-          <w:rFonts w:ascii="Arial" w:hAnsi="Arial" w:cs="Arial"/>
-        </w:rPr>
-        <w:t xml:space="preserve"> de calidad consolidados y cierre de ciclo</w:t>
+        <w:t>10</w:t>
+      </w:r>
+      <w:r>
+        <w:rPr>
+          <w:rFonts w:ascii="Arial" w:hAnsi="Arial" w:cs="Arial"/>
+        </w:rPr>
+        <w:t>.</w:t>
+      </w:r>
+      <w:r>
+        <w:rPr>
+          <w:rFonts w:ascii="Arial" w:hAnsi="Arial" w:cs="Arial"/>
+        </w:rPr>
+        <w:t xml:space="preserve"> </w:t>
+      </w:r>
+      <w:r>
+        <w:rPr>
+          <w:rFonts w:ascii="Arial" w:hAnsi="Arial" w:cs="Arial"/>
+        </w:rPr>
+        <w:t>Acuerdos de calidad consolidados y cierre de ciclo</w:t>
       </w:r>
       <w:bookmarkEnd w:id="29"/>
     </w:p>
@@ -4277,17 +4237,21 @@
         <w:rPr>
           <w:rFonts w:ascii="Arial" w:hAnsi="Arial" w:cs="Arial"/>
         </w:rPr>
-        <w:t xml:space="preserve">11 </w:t>
-      </w:r>
-      <w:proofErr w:type="gramStart"/>
-      <w:r>
-        <w:rPr>
-          <w:rFonts w:ascii="Arial" w:hAnsi="Arial" w:cs="Arial"/>
-        </w:rPr>
-        <w:t>Referencias</w:t>
+        <w:t>11</w:t>
+      </w:r>
+      <w:r>
+        <w:rPr>
+          <w:rFonts w:ascii="Arial" w:hAnsi="Arial" w:cs="Arial"/>
+        </w:rPr>
+        <w:t>.</w:t>
+      </w:r>
+      <w:r>
+        <w:rPr>
+          <w:rFonts w:ascii="Arial" w:hAnsi="Arial" w:cs="Arial"/>
+        </w:rPr>
+        <w:t xml:space="preserve"> Referencias</w:t>
       </w:r>
       <w:bookmarkEnd w:id="31"/>
-      <w:proofErr w:type="gramEnd"/>
     </w:p>
     <w:p>
       <w:pPr>
@@ -4378,21 +4342,7 @@
             <w:rStyle w:val="Hipervnculo"/>
             <w:rFonts w:ascii="Arial" w:hAnsi="Arial" w:cs="Arial"/>
           </w:rPr>
-          <w:t>https://www.b</w:t>
-        </w:r>
-        <w:r>
-          <w:rPr>
-            <w:rStyle w:val="Hipervnculo"/>
-            <w:rFonts w:ascii="Arial" w:hAnsi="Arial" w:cs="Arial"/>
-          </w:rPr>
-          <w:t>c</w:t>
-        </w:r>
-        <w:r>
-          <w:rPr>
-            <w:rStyle w:val="Hipervnculo"/>
-            <w:rFonts w:ascii="Arial" w:hAnsi="Arial" w:cs="Arial"/>
-          </w:rPr>
-          <w:t>n.cl/leychile/navegar?idNorma=141599</w:t>
+          <w:t>https://www.bcn.cl/leychile/navegar?idNorma=141599</w:t>
         </w:r>
       </w:hyperlink>
     </w:p>
@@ -4461,21 +4411,7 @@
             <w:rStyle w:val="Hipervnculo"/>
             <w:rFonts w:ascii="Arial" w:hAnsi="Arial" w:cs="Arial"/>
           </w:rPr>
-          <w:t>https://github.com/Ca</w:t>
-        </w:r>
-        <w:r>
-          <w:rPr>
-            <w:rStyle w:val="Hipervnculo"/>
-            <w:rFonts w:ascii="Arial" w:hAnsi="Arial" w:cs="Arial"/>
-          </w:rPr>
-          <w:t>m</w:t>
-        </w:r>
-        <w:r>
-          <w:rPr>
-            <w:rStyle w:val="Hipervnculo"/>
-            <w:rFonts w:ascii="Arial" w:hAnsi="Arial" w:cs="Arial"/>
-          </w:rPr>
-          <w:t>iloGonzalezSt/LocalitoSaaS/tree/ddb9956cf35cfb2035f62528299fd6bb2c9b7d5c</w:t>
+          <w:t>https://github.com/CamiloGonzalezSt/LocalitoSaaS/tree/ddb9956cf35cfb2035f62528299fd6bb2c9b7d5c</w:t>
         </w:r>
       </w:hyperlink>
     </w:p>
@@ -4920,13 +4856,13 @@
         <w:noProof/>
       </w:rPr>
       <w:drawing>
-        <wp:anchor distT="0" distB="0" distL="114300" distR="114300" simplePos="0" relativeHeight="251659264" behindDoc="0" locked="0" layoutInCell="1" allowOverlap="1" wp14:anchorId="351ADA67" wp14:editId="0A4E501A">
+        <wp:anchor distT="0" distB="0" distL="114300" distR="114300" simplePos="0" relativeHeight="251659264" behindDoc="0" locked="0" layoutInCell="1" allowOverlap="1" wp14:anchorId="351ADA67" wp14:editId="59C4092D">
           <wp:simplePos x="0" y="0"/>
           <wp:positionH relativeFrom="column">
-            <wp:posOffset>-542925</wp:posOffset>
+            <wp:posOffset>-581025</wp:posOffset>
           </wp:positionH>
           <wp:positionV relativeFrom="paragraph">
-            <wp:posOffset>-276860</wp:posOffset>
+            <wp:posOffset>-229235</wp:posOffset>
           </wp:positionV>
           <wp:extent cx="2011680" cy="494997"/>
           <wp:effectExtent l="0" t="0" r="7620" b="635"/>
@@ -5940,6 +5876,7 @@
   <w:style w:type="character" w:default="1" w:styleId="Fuentedeprrafopredeter">
     <w:name w:val="Default Paragraph Font"/>
     <w:uiPriority w:val="1"/>
+    <w:semiHidden/>
     <w:unhideWhenUsed/>
   </w:style>
   <w:style w:type="table" w:default="1" w:styleId="Tablanormal">
@@ -17166,28 +17103,28 @@
 </file>
 
 <file path=customXml/item1.xml><?xml version="1.0" encoding="utf-8"?>
+<b:Sources xmlns:b="http://schemas.openxmlformats.org/officeDocument/2006/bibliography" xmlns="http://schemas.openxmlformats.org/officeDocument/2006/bibliography" SelectedStyle="\APASixthEditionOfficeOnline.xsl" StyleName="APA" Version="6"/>
+</file>
+
+<file path=customXml/item2.xml><?xml version="1.0" encoding="utf-8"?>
 <go:gDocsCustomXmlDataStorage xmlns:go="http://customooxmlschemas.google.com/" xmlns:r="http://schemas.openxmlformats.org/officeDocument/2006/relationships" uri="GoogleDocsCustomDataVersion2">
   <go:docsCustomData xmlns:go="http://customooxmlschemas.google.com/" roundtripDataSignature="AMtx7mhcSnSwwhLtDLRzex1cIeR6rctCLA==">CgMxLjAyD2lkLnY3NzdkdmFjazN4ajIPaWQuOTNtZjNsMzB5YWlqMg9pZC5uMzdiNXl2bWpidjcyD2lkLngzMGh6ZHBpMXNnejIPaWQuN3Y2eXI1emZrd3dpMg9pZC45dzVnNmg0OG53dWYyD2lkLndmYmM4cms0MXR3bjIPaWQuN3hxdnZtbmoxa3p0Mg9pZC55cjdrZ2c2b3U2ODMyD2lkLnBmM3hkN2k2dzkycTIPaWQuZ3c1cmNiNzZ4dDF3Mg9pZC53a2I0dGE1YmNzancyD2lkLnNxZW9qeXByOTBwODIPaWQuZmFrNzd3ZXJ6cGg3Mg9pZC5henM4YWNxa2RyNnQyD2lkLmhsZHV2ZHZzMjNudDgAciExVDZiNzVxaHAyWndheXRSZEJpTm5UZF9BUlVvejNldFI=</go:docsCustomData>
 </go:gDocsCustomXmlDataStorage>
 </file>
 
-<file path=customXml/item2.xml><?xml version="1.0" encoding="utf-8"?>
-<b:Sources xmlns:b="http://schemas.openxmlformats.org/officeDocument/2006/bibliography" xmlns="http://schemas.openxmlformats.org/officeDocument/2006/bibliography" SelectedStyle="\APASixthEditionOfficeOnline.xsl" StyleName="APA" Version="6"/>
+<file path=customXml/itemProps1.xml><?xml version="1.0" encoding="utf-8"?>
+<ds:datastoreItem xmlns:ds="http://schemas.openxmlformats.org/officeDocument/2006/customXml" ds:itemID="{9905B61D-C6F7-4821-82C4-65EB371D3AD2}">
+  <ds:schemaRefs>
+    <ds:schemaRef ds:uri="http://schemas.openxmlformats.org/officeDocument/2006/bibliography"/>
+  </ds:schemaRefs>
+</ds:datastoreItem>
 </file>
 
-<file path=customXml/itemProps1.xml><?xml version="1.0" encoding="utf-8"?>
+<file path=customXml/itemProps2.xml><?xml version="1.0" encoding="utf-8"?>
 <ds:datastoreItem xmlns:ds="http://schemas.openxmlformats.org/officeDocument/2006/customXml" ds:itemID="{11111111-1234-1234-1234-123412341234}">
   <ds:schemaRefs>
     <ds:schemaRef ds:uri="http://customooxmlschemas.google.com/"/>
     <ds:schemaRef ds:uri="http://schemas.openxmlformats.org/officeDocument/2006/relationships"/>
   </ds:schemaRefs>
 </ds:datastoreItem>
-</file>
-
-<file path=customXml/itemProps2.xml><?xml version="1.0" encoding="utf-8"?>
-<ds:datastoreItem xmlns:ds="http://schemas.openxmlformats.org/officeDocument/2006/customXml" ds:itemID="{9905B61D-C6F7-4821-82C4-65EB371D3AD2}">
-  <ds:schemaRefs>
-    <ds:schemaRef ds:uri="http://schemas.openxmlformats.org/officeDocument/2006/bibliography"/>
-  </ds:schemaRefs>
-</ds:datastoreItem>
 </file>